--- a/overview.docx
+++ b/overview.docx
@@ -543,7 +543,68 @@
         <w:pStyle w:val="ListBullet"/>
       </w:pPr>
       <w:r>
-        <w:t>Webhook &amp; Chatops: Tích hợp trực tiếp lên Slack hoặc Microsoft Teams.</w:t>
+        <w:t xml:space="preserve">Webhook &amp; Chatops: Tích hợp trực tiếp lên Slack </w:t>
+      </w:r>
+      <w:proofErr w:type="spellStart"/>
+      <w:r>
+        <w:t>hoặc</w:t>
+      </w:r>
+      <w:proofErr w:type="spellEnd"/>
+      <w:r>
+        <w:t xml:space="preserve"> Microsoft Teams.</w:t>
+      </w:r>
+    </w:p>
+    <w:p>
+      <w:pPr>
+        <w:pStyle w:val="ListBullet"/>
+      </w:pPr>
+      <w:proofErr w:type="spellStart"/>
+      <w:r>
+        <w:t>Tự</w:t>
+      </w:r>
+      <w:proofErr w:type="spellEnd"/>
+      <w:r>
+        <w:t xml:space="preserve"> </w:t>
+      </w:r>
+      <w:proofErr w:type="spellStart"/>
+      <w:r>
+        <w:t>động</w:t>
+      </w:r>
+      <w:proofErr w:type="spellEnd"/>
+      <w:r>
+        <w:t xml:space="preserve"> retry </w:t>
+      </w:r>
+      <w:proofErr w:type="spellStart"/>
+      <w:r>
+        <w:t>nếu</w:t>
+      </w:r>
+      <w:proofErr w:type="spellEnd"/>
+      <w:r>
+        <w:t xml:space="preserve"> dataset </w:t>
+      </w:r>
+      <w:proofErr w:type="spellStart"/>
+      <w:r>
+        <w:t>hoặc</w:t>
+      </w:r>
+      <w:proofErr w:type="spellEnd"/>
+      <w:r>
+        <w:t xml:space="preserve"> dataflow </w:t>
+      </w:r>
+      <w:proofErr w:type="spellStart"/>
+      <w:r>
+        <w:t>lỗi</w:t>
+      </w:r>
+      <w:proofErr w:type="spellEnd"/>
+      <w:r>
+        <w:t xml:space="preserve"> 1 </w:t>
+      </w:r>
+      <w:proofErr w:type="spellStart"/>
+      <w:r>
+        <w:t>lần</w:t>
+      </w:r>
+      <w:proofErr w:type="spellEnd"/>
+      <w:r>
+        <w:t xml:space="preserve">. </w:t>
       </w:r>
     </w:p>
     <w:p>
@@ -585,6 +646,7 @@
     </w:p>
     <w:p>
       <w:r>
+        <w:lastRenderedPageBreak/>
         <w:t>- DOMO API Cost: 0$.</w:t>
       </w:r>
     </w:p>
@@ -593,7 +655,6 @@
         <w:pStyle w:val="Heading2"/>
       </w:pPr>
       <w:r>
-        <w:lastRenderedPageBreak/>
         <w:t>Option 2: Triển khai lên Cloud (VPS)</w:t>
       </w:r>
     </w:p>
@@ -856,7 +917,7 @@
   <w:abstractNum w:abstractNumId="8" w15:restartNumberingAfterBreak="0">
     <w:nsid w:val="FFFFFF89"/>
     <w:multiLevelType w:val="singleLevel"/>
-    <w:tmpl w:val="29761A62"/>
+    <w:tmpl w:val="24E0E816"/>
     <w:lvl w:ilvl="0">
       <w:start w:val="1"/>
       <w:numFmt w:val="bullet"/>
